--- a/Meric_Erler_CV.docx
+++ b/Meric_Erler_CV.docx
@@ -78,7 +78,7 @@
           <w:b w:val="0"/>
           <w:sz w:val="21"/>
         </w:rPr>
-        <w:t>Game Economy Designer focused on free-to-play (F2P) and idle games, with three years of data analysis across pharma, edtech and equity research. I balance game economies by the numbers: sources and sinks, inflation control, progression curves, retention, and monetization. To demonstrate the skill set directly, I built a full, self-directed economy-design study on Idle Bank Tycoon - a parameter-driven model in Excel and Google Sheets (400+ linked formulas) with two live-ops levers, ROI and monetization math, sensitivity analysis, and an A/B test plan, modelling a blended ARPDAU lift of +15.5%. I also build and ship my own browser games, so I read an economy from both the spreadsheet and the code.</w:t>
+        <w:t>I work a game economy from three sides at once: as a P&amp;L, as a design system, and as the code that runs it. Three years as a business and financial data analyst (pharma, edtech, equity research) built the first; moving into game economy design and building my own games built the rest. Economic modelling, statistics, monetization and KPIs are the toolkit; the Idle Bank Tycoon case study, my portfolio and the cover letter are the evidence.</w:t>
       </w:r>
     </w:p>
     <w:p>
@@ -242,7 +242,7 @@
           <w:b w:val="0"/>
           <w:sz w:val="21"/>
         </w:rPr>
-        <w:t>(Excel/Google Sheets model, A/B design). Found the late-game problem in the numbers: by level 60, idle cash accumulates to 4,900-21,600x the next upgrade's cost, so progression stops mattering. Designed two live-ops levers, a hard-currency liquidity lock and income-scaled rewarded-ad tuning, and modelled each to a blended ARPDAU +15.5% (about $2M/year at static DAU), with a sensitivity grid and retention guardrails. My recommendation: ship the ad tuning first and treat the loan as the bigger retention bet.</w:t>
+        <w:t>(economy design, monetization, A/B). A redesign aimed at exactly what this role owns: I diagnosed a late-game cash glut, then designed two live-ops monetization levers with anti-inflation guardrails, all in a documented, parameter-driven spreadsheet model. Modelled to a blended ~+15.5% ARPDAU, but the part I would point to is the call: ship the lower-risk ad lever first and treat the loan as a retention bet to be measured, not assumed. Full math, sensitivity and sources in the linked study.</w:t>
       </w:r>
     </w:p>
     <w:p>
@@ -264,7 +264,7 @@
           <w:b w:val="0"/>
           <w:sz w:val="21"/>
         </w:rPr>
-        <w:t>(Python, scikit-learn, SQL). Caught two premium items breaking the game (61% win rate, significant on a z-test) and slow coin inflation (sinks recover only ~63% of currency minted). Predicted likely future payers from their first three days (AUC 0.80) using D1/D7/D30 cohorts and turned it into an onboarding lever.</w:t>
+        <w:t>(Python, scikit-learn, SQL). The closest analog to live balancing: in a real F2P economy I caught two exploit-grade premium items and a slow currency inflation and shipped the fixes, the unexpected-behaviour problem this role exists to prevent. I also turned first-days cohort data into a model that flags likely payers early, the basis for a concrete onboarding lever. Methods and results in the portfolio.</w:t>
       </w:r>
     </w:p>
     <w:p>
@@ -286,7 +286,7 @@
           <w:b w:val="0"/>
           <w:sz w:val="21"/>
         </w:rPr>
-        <w:t>(Python, statsmodels, SQL). Across 150+ years, higher valuation (CAPE) predicts lower forward 10-year real returns (p ~ 1e-40); worst real drawdown -81%.</w:t>
+        <w:t>(Python, statsmodels, SQL). The financial-analyst foundation under the design work: a 150-year study linking market valuation to long-run returns and drawdown risk, built to drive a real allocation call. Full analysis in the portfolio.</w:t>
       </w:r>
     </w:p>
     <w:p>
@@ -300,7 +300,7 @@
           <w:b/>
           <w:sz w:val="21"/>
         </w:rPr>
-        <w:t xml:space="preserve">Playable browser games </w:t>
+        <w:t xml:space="preserve">Games I designed &amp; balanced </w:t>
       </w:r>
       <w:r>
         <w:rPr>
@@ -308,7 +308,7 @@
           <w:b w:val="0"/>
           <w:sz w:val="21"/>
         </w:rPr>
-        <w:t>(custom JavaScript engines, Supabase). Battle, a turn-based RPG with online PvP; RocketIO, a real-time hex-strategy game with 14 factions and an in-game missile economy. Built mobile-first and playable on phone and desktop. Portfolio: merogith.github.io/Portfolio</w:t>
+        <w:t>(custom JavaScript engines). Proof I balance economies inside real, playable games: Battle, a turn-based RPG with online PvP where every stat and reward has to stay fair, and RocketIO, a real-time strategy game built on a resource-and-missile economy. Both run on engines I wrote myself; playable in the portfolio (merogith.github.io/Portfolio).</w:t>
       </w:r>
     </w:p>
     <w:p>
@@ -322,7 +322,7 @@
           <w:b/>
           <w:sz w:val="21"/>
         </w:rPr>
-        <w:t xml:space="preserve">Idle games roadmap. </w:t>
+        <w:t xml:space="preserve">Next on my list - idle games. </w:t>
       </w:r>
       <w:r>
         <w:rPr>
@@ -330,7 +330,7 @@
           <w:b w:val="0"/>
           <w:sz w:val="21"/>
         </w:rPr>
-        <w:t>Building toward an idle tycoon and a single-player idle RPG. Idle systems are where I want to spend the next few years.</w:t>
+        <w:t>A Classic-WoW-style RPG reimagined as an idle game, the genre I spend the most time in (Clicker Heroes, Tap Titans, Slayer Legend, Idle Slayer, Legends of Idleon).</w:t>
       </w:r>
     </w:p>
     <w:p>

--- a/Meric_Erler_CV.docx
+++ b/Meric_Erler_CV.docx
@@ -78,7 +78,7 @@
           <w:b w:val="0"/>
           <w:sz w:val="21"/>
         </w:rPr>
-        <w:t>I work a game economy from three sides at once: as a P&amp;L, as a design system, and as the code that runs it. Three years as a business and financial data analyst (pharma, edtech, equity research) built the first; moving into game economy design and building my own games built the rest. Economic modelling, statistics, monetization and KPIs are the toolkit; the Idle Bank Tycoon case study, my portfolio and the cover letter are the evidence.</w:t>
+        <w:t>Game Economy Designer combining three years of business analytics (pharma, edtech, equity research) with hands-on indie game design and development. I balance progression curves, model monetization levers, and diagnose the health of a game economy from an analytical angle, building the spreadsheets and dashboards behind the call. The cover letter, portfolio and an Idle Bank Tycoon case study (linked) hold the proof.</w:t>
       </w:r>
     </w:p>
     <w:p>
@@ -256,7 +256,7 @@
           <w:b/>
           <w:sz w:val="21"/>
         </w:rPr>
-        <w:t xml:space="preserve">Free-to-Play Game Economy &amp; Balance </w:t>
+        <w:t xml:space="preserve">F2P Game Economy &amp; Balance </w:t>
       </w:r>
       <w:r>
         <w:rPr>
@@ -264,7 +264,7 @@
           <w:b w:val="0"/>
           <w:sz w:val="21"/>
         </w:rPr>
-        <w:t>(Python, scikit-learn, SQL). The closest analog to live balancing: in a real F2P economy I caught two exploit-grade premium items and a slow currency inflation and shipped the fixes, the unexpected-behaviour problem this role exists to prevent. I also turned first-days cohort data into a model that flags likely payers early, the basis for a concrete onboarding lever. Methods and results in the portfolio.</w:t>
+        <w:t>(Python, scikit-learn, SQL; synthetic data). The closest I have come to live-ops balancing: on synthetic F2P telemetry I built myself, I diagnosed two exploit-grade premium items and a slow currency inflation and modelled the fixes, the unexpected-behaviour problem this role exists to prevent. I also built an early-payer flag from Day 1-3 cohort data (AUC 0.80), the basis for a concrete onboarding lever. Methods and results in the portfolio.</w:t>
       </w:r>
     </w:p>
     <w:p>
@@ -330,7 +330,7 @@
           <w:b w:val="0"/>
           <w:sz w:val="21"/>
         </w:rPr>
-        <w:t>A Classic-WoW-style RPG reimagined as an idle game, the genre I spend the most time in (Clicker Heroes, Tap Titans, Slayer Legend, Idle Slayer, Legends of Idleon).</w:t>
+        <w:t>A Classic-WoW-style RPG reimagined as an idle game, the genre I spend the most time in (Idle Maple Story, Slayer Legend, Legends of Idleon, Idle Slayer, Clicker Heroes).</w:t>
       </w:r>
     </w:p>
     <w:p>
@@ -451,7 +451,7 @@
           <w:b w:val="0"/>
           <w:sz w:val="21"/>
         </w:rPr>
-        <w:t>Tracked retention, engagement and CAC in Google Analytics and Looker Studio and steered Meta Ads spend; wrote the business plan and growth projections behind a seed crowdfunding raise.</w:t>
+        <w:t>Tracked retention, engagement and CAC in Google Analytics and Looker Studio and steered Meta Ads spend; wrote the business plan and growth projections behind a TRY 1.37M seed crowdfunding round (2022).</w:t>
       </w:r>
     </w:p>
     <w:p>
